--- a/results/cheat_sheet.docx
+++ b/results/cheat_sheet.docx
@@ -161,6 +161,32 @@
       </w:pPr>
       <w:r>
         <w:rPr>
+          <w:b w:val="0"/>
+          <w:color w:val="16202A"/>
+          <w:sz w:val="18"/>
+        </w:rPr>
+        <w:t>At 30k: outpaint −0.078 (dead), depth +0.208, both +0.469 — constraint outlasts invention.</w:t>
+      </w:r>
+    </w:p>
+    <w:p>
+      <w:pPr>
+        <w:spacing w:after="20"/>
+      </w:pPr>
+      <w:r>
+        <w:rPr>
+          <w:b w:val="0"/>
+          <w:color w:val="16202A"/>
+          <w:sz w:val="18"/>
+        </w:rPr>
+        <w:t>Against me: k=20 depth at 30k is +0.130 (n.s.); drjohnson interaction +0.075 ± 0.672 — additive, not super-additive.</w:t>
+      </w:r>
+    </w:p>
+    <w:p>
+      <w:pPr>
+        <w:spacing w:after="20"/>
+      </w:pPr>
+      <w:r>
+        <w:rPr>
           <w:b/>
           <w:color w:val="16202A"/>
           <w:sz w:val="18"/>
@@ -282,7 +308,7 @@
           <w:color w:val="16202A"/>
           <w:sz w:val="18"/>
         </w:rPr>
-        <w:t>30,000 iterations: gain disappears (+0.285 → −0.078). BUT baselines fall too (15.20 → 15.04) — few-shot overfits, so early stopping is correct.</w:t>
+        <w:t>Training length: gain decays +0.285 → +0.045 (15k) → −0.078 (30k). Baseline flat 7k→15k (15.20 → 15.22), lower at 30k (15.04) — few-shot overfits, so early stopping is correct. Depth prior survives 30k: +0.208.</w:t>
       </w:r>
     </w:p>
     <w:p>
@@ -341,7 +367,7 @@
           <w:color w:val="5C6E78"/>
           <w:sz w:val="17"/>
         </w:rPr>
-        <w:t>Because 30,000 is past the optimum for few-shot. I measured it: the plain 5-view baseline drops from 15.20 to 15.04 and the 20-view from 19.74 to 19.49. With few photos, longer training overfits. I state in the report that the gain is conditional on early stopping.</w:t>
+        <w:t>Because 30,000 is past the optimum for few-shot. I measured three lengths: the plain 5-view baseline is 15.20 at seven thousand, 15.22 at fifteen thousand — flat, inside the noise floor — and 15.04 at thirty. With few photos, longer training overfits. I state in the report that the augmentation gain is conditional on early stopping. The depth prior is the exception: it still returns plus 0.208 at thirty thousand.</w:t>
       </w:r>
     </w:p>
     <w:p>
